--- a/vbhc-vn/skills/vbhc-vn/templates/02-to-trinh.docx
+++ b/vbhc-vn/skills/vbhc-vn/templates/02-to-trinh.docx
@@ -1281,21 +1281,19 @@
                 <w:sz w:val="22"/>
                 <w:lang w:val="nl-NL"/>
               </w:rPr>
-              <w:t>- Lưu VT;</w:t>
+              <w:t>- Lưu: VT, CN.</w:t>
             </w:r>
             <w:r>
               <w:rPr>
                 <w:sz w:val="22"/>
                 <w:lang w:val="nl-NL"/>
               </w:rPr>
-              <w:t xml:space="preserve"> </w:t>
             </w:r>
             <w:r>
               <w:rPr>
                 <w:sz w:val="22"/>
                 <w:lang w:val="nl-NL"/>
               </w:rPr>
-              <w:t>CN</w:t>
             </w:r>
             <w:r>
               <w:rPr>
@@ -1303,7 +1301,6 @@
                 <w:vertAlign w:val="subscript"/>
                 <w:lang w:val="nl-NL"/>
               </w:rPr>
-              <w:t>(</w:t>
             </w:r>
             <w:r>
               <w:rPr>
@@ -1311,7 +1308,6 @@
                 <w:vertAlign w:val="subscript"/>
                 <w:lang w:val="nl-NL"/>
               </w:rPr>
-              <w:t>Trung</w:t>
             </w:r>
             <w:r>
               <w:rPr>
@@ -1319,14 +1315,12 @@
                 <w:vertAlign w:val="subscript"/>
                 <w:lang w:val="nl-NL"/>
               </w:rPr>
-              <w:t>)</w:t>
             </w:r>
             <w:r>
               <w:rPr>
                 <w:sz w:val="22"/>
                 <w:lang w:val="nl-NL"/>
               </w:rPr>
-              <w:t>.</w:t>
             </w:r>
           </w:p>
           <w:p>
